--- a/8.资源管理/1.流程制度规范类文件/080103-备品备件管理制度.docx
+++ b/8.资源管理/1.流程制度规范类文件/080103-备品备件管理制度.docx
@@ -7,18 +7,24 @@
         <w:pStyle w:val="32"/>
         <w:bidi w:val="0"/>
       </w:pPr>
-      <w:bookmarkStart w:id="0" w:name="_Toc22907"/>
-      <w:r>
-        <w:t>备品备件管理制度</w:t>
-      </w:r>
-      <w:bookmarkEnd w:id="0"/>
+      <w:bookmarkStart w:id="0" w:name="_Toc28797"/>
     </w:p>
     <w:p>
       <w:pPr>
         <w:pStyle w:val="32"/>
         <w:bidi w:val="0"/>
       </w:pPr>
-      <w:bookmarkStart w:id="1" w:name="_Toc16397"/>
+      <w:r>
+        <w:t>备品备件管理制度</w:t>
+      </w:r>
+      <w:bookmarkEnd w:id="0"/>
+    </w:p>
+    <w:p>
+      <w:pPr>
+        <w:pStyle w:val="32"/>
+        <w:bidi w:val="0"/>
+      </w:pPr>
+      <w:bookmarkStart w:id="1" w:name="_Toc19640"/>
       <w:r>
         <w:t>甘肃国邦信息科技有限公司</w:t>
       </w:r>
@@ -61,24 +67,6 @@
     </w:p>
     <w:p>
       <w:pPr>
-        <w:pStyle w:val="12"/>
-        <w:spacing w:line="250" w:lineRule="auto"/>
-      </w:pPr>
-    </w:p>
-    <w:p>
-      <w:pPr>
-        <w:pStyle w:val="12"/>
-        <w:spacing w:line="251" w:lineRule="auto"/>
-      </w:pPr>
-    </w:p>
-    <w:p>
-      <w:pPr>
-        <w:pStyle w:val="12"/>
-        <w:spacing w:line="251" w:lineRule="auto"/>
-      </w:pPr>
-    </w:p>
-    <w:p>
-      <w:pPr>
         <w:spacing w:before="91" w:line="220" w:lineRule="auto"/>
         <w:ind w:left="3620"/>
         <w:outlineLvl w:val="1"/>
@@ -88,7 +76,7 @@
           <w:szCs w:val="28"/>
         </w:rPr>
       </w:pPr>
-      <w:bookmarkStart w:id="2" w:name="_Toc28276"/>
+      <w:bookmarkStart w:id="2" w:name="_Toc3622"/>
       <w:r>
         <w:rPr>
           <w:rFonts w:ascii="宋体" w:hAnsi="宋体" w:eastAsia="宋体" w:cs="宋体"/>
@@ -99,11 +87,6 @@
         <w:t>文档信息</w:t>
       </w:r>
       <w:bookmarkEnd w:id="2"/>
-    </w:p>
-    <w:p>
-      <w:pPr>
-        <w:spacing w:line="131" w:lineRule="exact"/>
-      </w:pPr>
     </w:p>
     <w:tbl>
       <w:tblPr>
@@ -200,7 +183,26 @@
                 <w:sz w:val="21"/>
                 <w:szCs w:val="21"/>
               </w:rPr>
-              <w:t>备品备件管理制度（GSGB-ITSS-BPBJ）</w:t>
+              <w:t>备品备件管理制度（GSGB-ITSS-BPBJ</w:t>
+            </w:r>
+            <w:r>
+              <w:rPr>
+                <w:rFonts w:hint="eastAsia" w:ascii="宋体" w:hAnsi="宋体" w:cs="宋体"/>
+                <w:spacing w:val="-1"/>
+                <w:sz w:val="21"/>
+                <w:szCs w:val="21"/>
+                <w:lang w:val="en-US" w:eastAsia="zh-CN"/>
+              </w:rPr>
+              <w:t>GL</w:t>
+            </w:r>
+            <w:r>
+              <w:rPr>
+                <w:rFonts w:ascii="宋体" w:hAnsi="宋体" w:eastAsia="宋体" w:cs="宋体"/>
+                <w:spacing w:val="-1"/>
+                <w:sz w:val="21"/>
+                <w:szCs w:val="21"/>
+              </w:rPr>
+              <w:t>）</w:t>
             </w:r>
           </w:p>
         </w:tc>
@@ -1171,7 +1173,7 @@
               <w:rFonts w:hint="eastAsia" w:ascii="Microsoft JhengHei" w:hAnsi="Microsoft JhengHei" w:eastAsia="Microsoft JhengHei" w:cs="Microsoft JhengHei"/>
               <w:szCs w:val="24"/>
             </w:rPr>
-            <w:instrText xml:space="preserve"> HYPERLINK \l _Toc22907 </w:instrText>
+            <w:instrText xml:space="preserve"> HYPERLINK \l _Toc28797 </w:instrText>
           </w:r>
           <w:r>
             <w:rPr>
@@ -1190,7 +1192,7 @@
             <w:fldChar w:fldCharType="begin"/>
           </w:r>
           <w:r>
-            <w:instrText xml:space="preserve"> PAGEREF _Toc22907 \h </w:instrText>
+            <w:instrText xml:space="preserve"> PAGEREF _Toc28797 \h </w:instrText>
           </w:r>
           <w:r>
             <w:fldChar w:fldCharType="separate"/>
@@ -1228,7 +1230,7 @@
               <w:rFonts w:hint="eastAsia" w:ascii="Microsoft JhengHei" w:hAnsi="Microsoft JhengHei" w:eastAsia="Microsoft JhengHei" w:cs="Microsoft JhengHei"/>
               <w:szCs w:val="24"/>
             </w:rPr>
-            <w:instrText xml:space="preserve"> HYPERLINK \l _Toc16397 </w:instrText>
+            <w:instrText xml:space="preserve"> HYPERLINK \l _Toc19640 </w:instrText>
           </w:r>
           <w:r>
             <w:rPr>
@@ -1247,7 +1249,7 @@
             <w:fldChar w:fldCharType="begin"/>
           </w:r>
           <w:r>
-            <w:instrText xml:space="preserve"> PAGEREF _Toc16397 \h </w:instrText>
+            <w:instrText xml:space="preserve"> PAGEREF _Toc19640 \h </w:instrText>
           </w:r>
           <w:r>
             <w:fldChar w:fldCharType="separate"/>
@@ -1285,7 +1287,7 @@
               <w:rFonts w:hint="eastAsia" w:ascii="Microsoft JhengHei" w:hAnsi="Microsoft JhengHei" w:eastAsia="Microsoft JhengHei" w:cs="Microsoft JhengHei"/>
               <w:szCs w:val="24"/>
             </w:rPr>
-            <w:instrText xml:space="preserve"> HYPERLINK \l _Toc28276 </w:instrText>
+            <w:instrText xml:space="preserve"> HYPERLINK \l _Toc3622 </w:instrText>
           </w:r>
           <w:r>
             <w:rPr>
@@ -1309,7 +1311,7 @@
             <w:fldChar w:fldCharType="begin"/>
           </w:r>
           <w:r>
-            <w:instrText xml:space="preserve"> PAGEREF _Toc28276 \h </w:instrText>
+            <w:instrText xml:space="preserve"> PAGEREF _Toc3622 \h </w:instrText>
           </w:r>
           <w:r>
             <w:fldChar w:fldCharType="separate"/>
@@ -1347,7 +1349,7 @@
               <w:rFonts w:hint="eastAsia" w:ascii="Microsoft JhengHei" w:hAnsi="Microsoft JhengHei" w:eastAsia="Microsoft JhengHei" w:cs="Microsoft JhengHei"/>
               <w:szCs w:val="24"/>
             </w:rPr>
-            <w:instrText xml:space="preserve"> HYPERLINK \l _Toc4826 </w:instrText>
+            <w:instrText xml:space="preserve"> HYPERLINK \l _Toc12913 </w:instrText>
           </w:r>
           <w:r>
             <w:rPr>
@@ -1372,13 +1374,13 @@
             <w:fldChar w:fldCharType="begin"/>
           </w:r>
           <w:r>
-            <w:instrText xml:space="preserve"> PAGEREF _Toc4826 \h </w:instrText>
+            <w:instrText xml:space="preserve"> PAGEREF _Toc12913 \h </w:instrText>
           </w:r>
           <w:r>
             <w:fldChar w:fldCharType="separate"/>
           </w:r>
           <w:r>
-            <w:t>5</w:t>
+            <w:t>4</w:t>
           </w:r>
           <w:r>
             <w:fldChar w:fldCharType="end"/>
@@ -1410,7 +1412,7 @@
               <w:rFonts w:hint="eastAsia" w:ascii="Microsoft JhengHei" w:hAnsi="Microsoft JhengHei" w:eastAsia="Microsoft JhengHei" w:cs="Microsoft JhengHei"/>
               <w:szCs w:val="24"/>
             </w:rPr>
-            <w:instrText xml:space="preserve"> HYPERLINK \l _Toc21771 </w:instrText>
+            <w:instrText xml:space="preserve"> HYPERLINK \l _Toc2813 </w:instrText>
           </w:r>
           <w:r>
             <w:rPr>
@@ -1435,13 +1437,13 @@
             <w:fldChar w:fldCharType="begin"/>
           </w:r>
           <w:r>
-            <w:instrText xml:space="preserve"> PAGEREF _Toc21771 \h </w:instrText>
+            <w:instrText xml:space="preserve"> PAGEREF _Toc2813 \h </w:instrText>
           </w:r>
           <w:r>
             <w:fldChar w:fldCharType="separate"/>
           </w:r>
           <w:r>
-            <w:t>5</w:t>
+            <w:t>4</w:t>
           </w:r>
           <w:r>
             <w:fldChar w:fldCharType="end"/>
@@ -1473,7 +1475,7 @@
               <w:rFonts w:hint="eastAsia" w:ascii="Microsoft JhengHei" w:hAnsi="Microsoft JhengHei" w:eastAsia="Microsoft JhengHei" w:cs="Microsoft JhengHei"/>
               <w:szCs w:val="24"/>
             </w:rPr>
-            <w:instrText xml:space="preserve"> HYPERLINK \l _Toc1472 </w:instrText>
+            <w:instrText xml:space="preserve"> HYPERLINK \l _Toc29568 </w:instrText>
           </w:r>
           <w:r>
             <w:rPr>
@@ -1498,13 +1500,13 @@
             <w:fldChar w:fldCharType="begin"/>
           </w:r>
           <w:r>
-            <w:instrText xml:space="preserve"> PAGEREF _Toc1472 \h </w:instrText>
+            <w:instrText xml:space="preserve"> PAGEREF _Toc29568 \h </w:instrText>
           </w:r>
           <w:r>
             <w:fldChar w:fldCharType="separate"/>
           </w:r>
           <w:r>
-            <w:t>5</w:t>
+            <w:t>4</w:t>
           </w:r>
           <w:r>
             <w:fldChar w:fldCharType="end"/>
@@ -1536,7 +1538,7 @@
               <w:rFonts w:hint="eastAsia" w:ascii="Microsoft JhengHei" w:hAnsi="Microsoft JhengHei" w:eastAsia="Microsoft JhengHei" w:cs="Microsoft JhengHei"/>
               <w:szCs w:val="24"/>
             </w:rPr>
-            <w:instrText xml:space="preserve"> HYPERLINK \l _Toc15736 </w:instrText>
+            <w:instrText xml:space="preserve"> HYPERLINK \l _Toc23602 </w:instrText>
           </w:r>
           <w:r>
             <w:rPr>
@@ -1561,13 +1563,13 @@
             <w:fldChar w:fldCharType="begin"/>
           </w:r>
           <w:r>
-            <w:instrText xml:space="preserve"> PAGEREF _Toc15736 \h </w:instrText>
+            <w:instrText xml:space="preserve"> PAGEREF _Toc23602 \h </w:instrText>
           </w:r>
           <w:r>
             <w:fldChar w:fldCharType="separate"/>
           </w:r>
           <w:r>
-            <w:t>5</w:t>
+            <w:t>4</w:t>
           </w:r>
           <w:r>
             <w:fldChar w:fldCharType="end"/>
@@ -1599,7 +1601,7 @@
               <w:rFonts w:hint="eastAsia" w:ascii="Microsoft JhengHei" w:hAnsi="Microsoft JhengHei" w:eastAsia="Microsoft JhengHei" w:cs="Microsoft JhengHei"/>
               <w:szCs w:val="24"/>
             </w:rPr>
-            <w:instrText xml:space="preserve"> HYPERLINK \l _Toc27066 </w:instrText>
+            <w:instrText xml:space="preserve"> HYPERLINK \l _Toc4438 </w:instrText>
           </w:r>
           <w:r>
             <w:rPr>
@@ -1624,13 +1626,13 @@
             <w:fldChar w:fldCharType="begin"/>
           </w:r>
           <w:r>
-            <w:instrText xml:space="preserve"> PAGEREF _Toc27066 \h </w:instrText>
+            <w:instrText xml:space="preserve"> PAGEREF _Toc4438 \h </w:instrText>
           </w:r>
           <w:r>
             <w:fldChar w:fldCharType="separate"/>
           </w:r>
           <w:r>
-            <w:t>6</w:t>
+            <w:t>5</w:t>
           </w:r>
           <w:r>
             <w:fldChar w:fldCharType="end"/>
@@ -1662,7 +1664,7 @@
               <w:rFonts w:hint="eastAsia" w:ascii="Microsoft JhengHei" w:hAnsi="Microsoft JhengHei" w:eastAsia="Microsoft JhengHei" w:cs="Microsoft JhengHei"/>
               <w:szCs w:val="24"/>
             </w:rPr>
-            <w:instrText xml:space="preserve"> HYPERLINK \l _Toc6119 </w:instrText>
+            <w:instrText xml:space="preserve"> HYPERLINK \l _Toc25198 </w:instrText>
           </w:r>
           <w:r>
             <w:rPr>
@@ -1687,13 +1689,13 @@
             <w:fldChar w:fldCharType="begin"/>
           </w:r>
           <w:r>
-            <w:instrText xml:space="preserve"> PAGEREF _Toc6119 \h </w:instrText>
+            <w:instrText xml:space="preserve"> PAGEREF _Toc25198 \h </w:instrText>
           </w:r>
           <w:r>
             <w:fldChar w:fldCharType="separate"/>
           </w:r>
           <w:r>
-            <w:t>7</w:t>
+            <w:t>6</w:t>
           </w:r>
           <w:r>
             <w:fldChar w:fldCharType="end"/>
@@ -1725,7 +1727,7 @@
               <w:rFonts w:hint="eastAsia" w:ascii="Microsoft JhengHei" w:hAnsi="Microsoft JhengHei" w:eastAsia="Microsoft JhengHei" w:cs="Microsoft JhengHei"/>
               <w:szCs w:val="24"/>
             </w:rPr>
-            <w:instrText xml:space="preserve"> HYPERLINK \l _Toc11509 </w:instrText>
+            <w:instrText xml:space="preserve"> HYPERLINK \l _Toc8975 </w:instrText>
           </w:r>
           <w:r>
             <w:rPr>
@@ -1750,13 +1752,13 @@
             <w:fldChar w:fldCharType="begin"/>
           </w:r>
           <w:r>
-            <w:instrText xml:space="preserve"> PAGEREF _Toc11509 \h </w:instrText>
+            <w:instrText xml:space="preserve"> PAGEREF _Toc8975 \h </w:instrText>
           </w:r>
           <w:r>
             <w:fldChar w:fldCharType="separate"/>
           </w:r>
           <w:r>
-            <w:t>7</w:t>
+            <w:t>6</w:t>
           </w:r>
           <w:r>
             <w:fldChar w:fldCharType="end"/>
@@ -1788,7 +1790,7 @@
               <w:rFonts w:hint="eastAsia" w:ascii="Microsoft JhengHei" w:hAnsi="Microsoft JhengHei" w:eastAsia="Microsoft JhengHei" w:cs="Microsoft JhengHei"/>
               <w:szCs w:val="24"/>
             </w:rPr>
-            <w:instrText xml:space="preserve"> HYPERLINK \l _Toc9657 </w:instrText>
+            <w:instrText xml:space="preserve"> HYPERLINK \l _Toc29987 </w:instrText>
           </w:r>
           <w:r>
             <w:rPr>
@@ -1813,13 +1815,13 @@
             <w:fldChar w:fldCharType="begin"/>
           </w:r>
           <w:r>
-            <w:instrText xml:space="preserve"> PAGEREF _Toc9657 \h </w:instrText>
+            <w:instrText xml:space="preserve"> PAGEREF _Toc29987 \h </w:instrText>
           </w:r>
           <w:r>
             <w:fldChar w:fldCharType="separate"/>
           </w:r>
           <w:r>
-            <w:t>7</w:t>
+            <w:t>6</w:t>
           </w:r>
           <w:r>
             <w:fldChar w:fldCharType="end"/>
@@ -1851,7 +1853,7 @@
               <w:rFonts w:hint="eastAsia" w:ascii="Microsoft JhengHei" w:hAnsi="Microsoft JhengHei" w:eastAsia="Microsoft JhengHei" w:cs="Microsoft JhengHei"/>
               <w:szCs w:val="24"/>
             </w:rPr>
-            <w:instrText xml:space="preserve"> HYPERLINK \l _Toc3988 </w:instrText>
+            <w:instrText xml:space="preserve"> HYPERLINK \l _Toc29681 </w:instrText>
           </w:r>
           <w:r>
             <w:rPr>
@@ -1876,13 +1878,13 @@
             <w:fldChar w:fldCharType="begin"/>
           </w:r>
           <w:r>
-            <w:instrText xml:space="preserve"> PAGEREF _Toc3988 \h </w:instrText>
+            <w:instrText xml:space="preserve"> PAGEREF _Toc29681 \h </w:instrText>
           </w:r>
           <w:r>
             <w:fldChar w:fldCharType="separate"/>
           </w:r>
           <w:r>
-            <w:t>7</w:t>
+            <w:t>6</w:t>
           </w:r>
           <w:r>
             <w:fldChar w:fldCharType="end"/>
@@ -1914,7 +1916,7 @@
               <w:rFonts w:hint="eastAsia" w:ascii="Microsoft JhengHei" w:hAnsi="Microsoft JhengHei" w:eastAsia="Microsoft JhengHei" w:cs="Microsoft JhengHei"/>
               <w:szCs w:val="24"/>
             </w:rPr>
-            <w:instrText xml:space="preserve"> HYPERLINK \l _Toc8642 </w:instrText>
+            <w:instrText xml:space="preserve"> HYPERLINK \l _Toc17817 </w:instrText>
           </w:r>
           <w:r>
             <w:rPr>
@@ -1939,13 +1941,13 @@
             <w:fldChar w:fldCharType="begin"/>
           </w:r>
           <w:r>
-            <w:instrText xml:space="preserve"> PAGEREF _Toc8642 \h </w:instrText>
+            <w:instrText xml:space="preserve"> PAGEREF _Toc17817 \h </w:instrText>
           </w:r>
           <w:r>
             <w:fldChar w:fldCharType="separate"/>
           </w:r>
           <w:r>
-            <w:t>7</w:t>
+            <w:t>6</w:t>
           </w:r>
           <w:r>
             <w:fldChar w:fldCharType="end"/>
@@ -1977,7 +1979,7 @@
               <w:rFonts w:hint="eastAsia" w:ascii="Microsoft JhengHei" w:hAnsi="Microsoft JhengHei" w:eastAsia="Microsoft JhengHei" w:cs="Microsoft JhengHei"/>
               <w:szCs w:val="24"/>
             </w:rPr>
-            <w:instrText xml:space="preserve"> HYPERLINK \l _Toc22376 </w:instrText>
+            <w:instrText xml:space="preserve"> HYPERLINK \l _Toc7894 </w:instrText>
           </w:r>
           <w:r>
             <w:rPr>
@@ -2002,13 +2004,13 @@
             <w:fldChar w:fldCharType="begin"/>
           </w:r>
           <w:r>
-            <w:instrText xml:space="preserve"> PAGEREF _Toc22376 \h </w:instrText>
+            <w:instrText xml:space="preserve"> PAGEREF _Toc7894 \h </w:instrText>
           </w:r>
           <w:r>
             <w:fldChar w:fldCharType="separate"/>
           </w:r>
           <w:r>
-            <w:t>8</w:t>
+            <w:t>7</w:t>
           </w:r>
           <w:r>
             <w:fldChar w:fldCharType="end"/>
@@ -2040,7 +2042,7 @@
               <w:rFonts w:hint="eastAsia" w:ascii="Microsoft JhengHei" w:hAnsi="Microsoft JhengHei" w:eastAsia="Microsoft JhengHei" w:cs="Microsoft JhengHei"/>
               <w:szCs w:val="24"/>
             </w:rPr>
-            <w:instrText xml:space="preserve"> HYPERLINK \l _Toc8088 </w:instrText>
+            <w:instrText xml:space="preserve"> HYPERLINK \l _Toc16174 </w:instrText>
           </w:r>
           <w:r>
             <w:rPr>
@@ -2065,13 +2067,13 @@
             <w:fldChar w:fldCharType="begin"/>
           </w:r>
           <w:r>
-            <w:instrText xml:space="preserve"> PAGEREF _Toc8088 \h </w:instrText>
+            <w:instrText xml:space="preserve"> PAGEREF _Toc16174 \h </w:instrText>
           </w:r>
           <w:r>
             <w:fldChar w:fldCharType="separate"/>
           </w:r>
           <w:r>
-            <w:t>8</w:t>
+            <w:t>7</w:t>
           </w:r>
           <w:r>
             <w:fldChar w:fldCharType="end"/>
@@ -2103,7 +2105,7 @@
               <w:rFonts w:hint="eastAsia" w:ascii="Microsoft JhengHei" w:hAnsi="Microsoft JhengHei" w:eastAsia="Microsoft JhengHei" w:cs="Microsoft JhengHei"/>
               <w:szCs w:val="24"/>
             </w:rPr>
-            <w:instrText xml:space="preserve"> HYPERLINK \l _Toc17043 </w:instrText>
+            <w:instrText xml:space="preserve"> HYPERLINK \l _Toc21996 </w:instrText>
           </w:r>
           <w:r>
             <w:rPr>
@@ -2128,13 +2130,13 @@
             <w:fldChar w:fldCharType="begin"/>
           </w:r>
           <w:r>
-            <w:instrText xml:space="preserve"> PAGEREF _Toc17043 \h </w:instrText>
+            <w:instrText xml:space="preserve"> PAGEREF _Toc21996 \h </w:instrText>
           </w:r>
           <w:r>
             <w:fldChar w:fldCharType="separate"/>
           </w:r>
           <w:r>
-            <w:t>9</w:t>
+            <w:t>8</w:t>
           </w:r>
           <w:r>
             <w:fldChar w:fldCharType="end"/>
@@ -2166,7 +2168,7 @@
               <w:rFonts w:hint="eastAsia" w:ascii="Microsoft JhengHei" w:hAnsi="Microsoft JhengHei" w:eastAsia="Microsoft JhengHei" w:cs="Microsoft JhengHei"/>
               <w:szCs w:val="24"/>
             </w:rPr>
-            <w:instrText xml:space="preserve"> HYPERLINK \l _Toc554 </w:instrText>
+            <w:instrText xml:space="preserve"> HYPERLINK \l _Toc30354 </w:instrText>
           </w:r>
           <w:r>
             <w:rPr>
@@ -2191,13 +2193,13 @@
             <w:fldChar w:fldCharType="begin"/>
           </w:r>
           <w:r>
-            <w:instrText xml:space="preserve"> PAGEREF _Toc554 \h </w:instrText>
+            <w:instrText xml:space="preserve"> PAGEREF _Toc30354 \h </w:instrText>
           </w:r>
           <w:r>
             <w:fldChar w:fldCharType="separate"/>
           </w:r>
           <w:r>
-            <w:t>9</w:t>
+            <w:t>8</w:t>
           </w:r>
           <w:r>
             <w:fldChar w:fldCharType="end"/>
@@ -2229,7 +2231,7 @@
               <w:rFonts w:hint="eastAsia" w:ascii="Microsoft JhengHei" w:hAnsi="Microsoft JhengHei" w:eastAsia="Microsoft JhengHei" w:cs="Microsoft JhengHei"/>
               <w:szCs w:val="24"/>
             </w:rPr>
-            <w:instrText xml:space="preserve"> HYPERLINK \l _Toc14396 </w:instrText>
+            <w:instrText xml:space="preserve"> HYPERLINK \l _Toc16752 </w:instrText>
           </w:r>
           <w:r>
             <w:rPr>
@@ -2259,13 +2261,13 @@
             <w:fldChar w:fldCharType="begin"/>
           </w:r>
           <w:r>
-            <w:instrText xml:space="preserve"> PAGEREF _Toc14396 \h </w:instrText>
+            <w:instrText xml:space="preserve"> PAGEREF _Toc16752 \h </w:instrText>
           </w:r>
           <w:r>
             <w:fldChar w:fldCharType="separate"/>
           </w:r>
           <w:r>
-            <w:t>9</w:t>
+            <w:t>8</w:t>
           </w:r>
           <w:r>
             <w:fldChar w:fldCharType="end"/>
@@ -2297,7 +2299,7 @@
               <w:rFonts w:hint="eastAsia" w:ascii="Microsoft JhengHei" w:hAnsi="Microsoft JhengHei" w:eastAsia="Microsoft JhengHei" w:cs="Microsoft JhengHei"/>
               <w:szCs w:val="24"/>
             </w:rPr>
-            <w:instrText xml:space="preserve"> HYPERLINK \l _Toc11318 </w:instrText>
+            <w:instrText xml:space="preserve"> HYPERLINK \l _Toc2070 </w:instrText>
           </w:r>
           <w:r>
             <w:rPr>
@@ -2327,13 +2329,13 @@
             <w:fldChar w:fldCharType="begin"/>
           </w:r>
           <w:r>
-            <w:instrText xml:space="preserve"> PAGEREF _Toc11318 \h </w:instrText>
+            <w:instrText xml:space="preserve"> PAGEREF _Toc2070 \h </w:instrText>
           </w:r>
           <w:r>
             <w:fldChar w:fldCharType="separate"/>
           </w:r>
           <w:r>
-            <w:t>9</w:t>
+            <w:t>8</w:t>
           </w:r>
           <w:r>
             <w:fldChar w:fldCharType="end"/>
@@ -2365,7 +2367,7 @@
               <w:rFonts w:hint="eastAsia" w:ascii="Microsoft JhengHei" w:hAnsi="Microsoft JhengHei" w:eastAsia="Microsoft JhengHei" w:cs="Microsoft JhengHei"/>
               <w:szCs w:val="24"/>
             </w:rPr>
-            <w:instrText xml:space="preserve"> HYPERLINK \l _Toc28585 </w:instrText>
+            <w:instrText xml:space="preserve"> HYPERLINK \l _Toc30034 </w:instrText>
           </w:r>
           <w:r>
             <w:rPr>
@@ -2395,13 +2397,13 @@
             <w:fldChar w:fldCharType="begin"/>
           </w:r>
           <w:r>
-            <w:instrText xml:space="preserve"> PAGEREF _Toc28585 \h </w:instrText>
+            <w:instrText xml:space="preserve"> PAGEREF _Toc30034 \h </w:instrText>
           </w:r>
           <w:r>
             <w:fldChar w:fldCharType="separate"/>
           </w:r>
           <w:r>
-            <w:t>10</w:t>
+            <w:t>9</w:t>
           </w:r>
           <w:r>
             <w:fldChar w:fldCharType="end"/>
@@ -2433,7 +2435,7 @@
               <w:rFonts w:hint="eastAsia" w:ascii="Microsoft JhengHei" w:hAnsi="Microsoft JhengHei" w:eastAsia="Microsoft JhengHei" w:cs="Microsoft JhengHei"/>
               <w:szCs w:val="24"/>
             </w:rPr>
-            <w:instrText xml:space="preserve"> HYPERLINK \l _Toc24925 </w:instrText>
+            <w:instrText xml:space="preserve"> HYPERLINK \l _Toc1349 </w:instrText>
           </w:r>
           <w:r>
             <w:rPr>
@@ -2463,13 +2465,13 @@
             <w:fldChar w:fldCharType="begin"/>
           </w:r>
           <w:r>
-            <w:instrText xml:space="preserve"> PAGEREF _Toc24925 \h </w:instrText>
+            <w:instrText xml:space="preserve"> PAGEREF _Toc1349 \h </w:instrText>
           </w:r>
           <w:r>
             <w:fldChar w:fldCharType="separate"/>
           </w:r>
           <w:r>
-            <w:t>10</w:t>
+            <w:t>9</w:t>
           </w:r>
           <w:r>
             <w:fldChar w:fldCharType="end"/>
@@ -2501,7 +2503,7 @@
               <w:rFonts w:hint="eastAsia" w:ascii="Microsoft JhengHei" w:hAnsi="Microsoft JhengHei" w:eastAsia="Microsoft JhengHei" w:cs="Microsoft JhengHei"/>
               <w:szCs w:val="24"/>
             </w:rPr>
-            <w:instrText xml:space="preserve"> HYPERLINK \l _Toc18823 </w:instrText>
+            <w:instrText xml:space="preserve"> HYPERLINK \l _Toc15587 </w:instrText>
           </w:r>
           <w:r>
             <w:rPr>
@@ -2531,13 +2533,13 @@
             <w:fldChar w:fldCharType="begin"/>
           </w:r>
           <w:r>
-            <w:instrText xml:space="preserve"> PAGEREF _Toc18823 \h </w:instrText>
+            <w:instrText xml:space="preserve"> PAGEREF _Toc15587 \h </w:instrText>
           </w:r>
           <w:r>
             <w:fldChar w:fldCharType="separate"/>
           </w:r>
           <w:r>
-            <w:t>10</w:t>
+            <w:t>9</w:t>
           </w:r>
           <w:r>
             <w:fldChar w:fldCharType="end"/>
@@ -2569,7 +2571,7 @@
               <w:rFonts w:hint="eastAsia" w:ascii="Microsoft JhengHei" w:hAnsi="Microsoft JhengHei" w:eastAsia="Microsoft JhengHei" w:cs="Microsoft JhengHei"/>
               <w:szCs w:val="24"/>
             </w:rPr>
-            <w:instrText xml:space="preserve"> HYPERLINK \l _Toc17636 </w:instrText>
+            <w:instrText xml:space="preserve"> HYPERLINK \l _Toc21594 </w:instrText>
           </w:r>
           <w:r>
             <w:rPr>
@@ -2599,13 +2601,13 @@
             <w:fldChar w:fldCharType="begin"/>
           </w:r>
           <w:r>
-            <w:instrText xml:space="preserve"> PAGEREF _Toc17636 \h </w:instrText>
+            <w:instrText xml:space="preserve"> PAGEREF _Toc21594 \h </w:instrText>
           </w:r>
           <w:r>
             <w:fldChar w:fldCharType="separate"/>
           </w:r>
           <w:r>
-            <w:t>10</w:t>
+            <w:t>9</w:t>
           </w:r>
           <w:r>
             <w:fldChar w:fldCharType="end"/>
@@ -2637,7 +2639,7 @@
               <w:rFonts w:hint="eastAsia" w:ascii="Microsoft JhengHei" w:hAnsi="Microsoft JhengHei" w:eastAsia="Microsoft JhengHei" w:cs="Microsoft JhengHei"/>
               <w:szCs w:val="24"/>
             </w:rPr>
-            <w:instrText xml:space="preserve"> HYPERLINK \l _Toc13358 </w:instrText>
+            <w:instrText xml:space="preserve"> HYPERLINK \l _Toc13557 </w:instrText>
           </w:r>
           <w:r>
             <w:rPr>
@@ -2667,13 +2669,13 @@
             <w:fldChar w:fldCharType="begin"/>
           </w:r>
           <w:r>
-            <w:instrText xml:space="preserve"> PAGEREF _Toc13358 \h </w:instrText>
+            <w:instrText xml:space="preserve"> PAGEREF _Toc13557 \h </w:instrText>
           </w:r>
           <w:r>
             <w:fldChar w:fldCharType="separate"/>
           </w:r>
           <w:r>
-            <w:t>10</w:t>
+            <w:t>9</w:t>
           </w:r>
           <w:r>
             <w:fldChar w:fldCharType="end"/>
@@ -2705,7 +2707,7 @@
               <w:rFonts w:hint="eastAsia" w:ascii="Microsoft JhengHei" w:hAnsi="Microsoft JhengHei" w:eastAsia="Microsoft JhengHei" w:cs="Microsoft JhengHei"/>
               <w:szCs w:val="24"/>
             </w:rPr>
-            <w:instrText xml:space="preserve"> HYPERLINK \l _Toc2911 </w:instrText>
+            <w:instrText xml:space="preserve"> HYPERLINK \l _Toc14418 </w:instrText>
           </w:r>
           <w:r>
             <w:rPr>
@@ -2735,13 +2737,13 @@
             <w:fldChar w:fldCharType="begin"/>
           </w:r>
           <w:r>
-            <w:instrText xml:space="preserve"> PAGEREF _Toc2911 \h </w:instrText>
+            <w:instrText xml:space="preserve"> PAGEREF _Toc14418 \h </w:instrText>
           </w:r>
           <w:r>
             <w:fldChar w:fldCharType="separate"/>
           </w:r>
           <w:r>
-            <w:t>11</w:t>
+            <w:t>10</w:t>
           </w:r>
           <w:r>
             <w:fldChar w:fldCharType="end"/>
@@ -2773,7 +2775,7 @@
               <w:rFonts w:hint="eastAsia" w:ascii="Microsoft JhengHei" w:hAnsi="Microsoft JhengHei" w:eastAsia="Microsoft JhengHei" w:cs="Microsoft JhengHei"/>
               <w:szCs w:val="24"/>
             </w:rPr>
-            <w:instrText xml:space="preserve"> HYPERLINK \l _Toc31505 </w:instrText>
+            <w:instrText xml:space="preserve"> HYPERLINK \l _Toc12322 </w:instrText>
           </w:r>
           <w:r>
             <w:rPr>
@@ -2803,13 +2805,13 @@
             <w:fldChar w:fldCharType="begin"/>
           </w:r>
           <w:r>
-            <w:instrText xml:space="preserve"> PAGEREF _Toc31505 \h </w:instrText>
+            <w:instrText xml:space="preserve"> PAGEREF _Toc12322 \h </w:instrText>
           </w:r>
           <w:r>
             <w:fldChar w:fldCharType="separate"/>
           </w:r>
           <w:r>
-            <w:t>11</w:t>
+            <w:t>10</w:t>
           </w:r>
           <w:r>
             <w:fldChar w:fldCharType="end"/>
@@ -2841,7 +2843,7 @@
               <w:rFonts w:hint="eastAsia" w:ascii="Microsoft JhengHei" w:hAnsi="Microsoft JhengHei" w:eastAsia="Microsoft JhengHei" w:cs="Microsoft JhengHei"/>
               <w:szCs w:val="24"/>
             </w:rPr>
-            <w:instrText xml:space="preserve"> HYPERLINK \l _Toc24283 </w:instrText>
+            <w:instrText xml:space="preserve"> HYPERLINK \l _Toc11949 </w:instrText>
           </w:r>
           <w:r>
             <w:rPr>
@@ -2866,13 +2868,13 @@
             <w:fldChar w:fldCharType="begin"/>
           </w:r>
           <w:r>
-            <w:instrText xml:space="preserve"> PAGEREF _Toc24283 \h </w:instrText>
+            <w:instrText xml:space="preserve"> PAGEREF _Toc11949 \h </w:instrText>
           </w:r>
           <w:r>
             <w:fldChar w:fldCharType="separate"/>
           </w:r>
           <w:r>
-            <w:t>11</w:t>
+            <w:t>10</w:t>
           </w:r>
           <w:r>
             <w:fldChar w:fldCharType="end"/>
@@ -2896,9 +2898,6 @@
             </w:rPr>
             <w:fldChar w:fldCharType="end"/>
           </w:r>
-          <w:bookmarkStart w:id="3" w:name="_Toc4826"/>
-          <w:bookmarkStart w:id="27" w:name="_GoBack"/>
-          <w:bookmarkEnd w:id="27"/>
         </w:p>
       </w:sdtContent>
     </w:sdt>
@@ -2907,6 +2906,7 @@
         <w:pStyle w:val="26"/>
         <w:bidi w:val="0"/>
       </w:pPr>
+      <w:bookmarkStart w:id="3" w:name="_Toc12913"/>
       <w:r>
         <w:t>目的</w:t>
       </w:r>
@@ -2926,7 +2926,7 @@
         <w:pStyle w:val="26"/>
         <w:bidi w:val="0"/>
       </w:pPr>
-      <w:bookmarkStart w:id="4" w:name="_Toc21771"/>
+      <w:bookmarkStart w:id="4" w:name="_Toc2813"/>
       <w:r>
         <w:t>范围</w:t>
       </w:r>
@@ -2946,7 +2946,7 @@
         <w:pStyle w:val="26"/>
         <w:bidi w:val="0"/>
       </w:pPr>
-      <w:bookmarkStart w:id="5" w:name="_Toc1472"/>
+      <w:bookmarkStart w:id="5" w:name="_Toc29568"/>
       <w:r>
         <w:t>原则</w:t>
       </w:r>
@@ -3004,7 +3004,7 @@
         <w:pStyle w:val="26"/>
         <w:bidi w:val="0"/>
       </w:pPr>
-      <w:bookmarkStart w:id="6" w:name="_Toc15736"/>
+      <w:bookmarkStart w:id="6" w:name="_Toc23602"/>
       <w:r>
         <w:t>管理制度</w:t>
       </w:r>
@@ -3287,7 +3287,7 @@
         <w:pStyle w:val="26"/>
         <w:bidi w:val="0"/>
       </w:pPr>
-      <w:bookmarkStart w:id="7" w:name="_Toc27066"/>
+      <w:bookmarkStart w:id="7" w:name="_Toc4438"/>
       <w:r>
         <w:t>管理流程</w:t>
       </w:r>
@@ -3339,7 +3339,7 @@
         <w:pStyle w:val="28"/>
         <w:bidi w:val="0"/>
       </w:pPr>
-      <w:bookmarkStart w:id="8" w:name="_Toc6119"/>
+      <w:bookmarkStart w:id="8" w:name="_Toc25198"/>
       <w:r>
         <w:t>采购管理</w:t>
       </w:r>
@@ -3350,7 +3350,7 @@
         <w:pStyle w:val="29"/>
         <w:bidi w:val="0"/>
       </w:pPr>
-      <w:bookmarkStart w:id="9" w:name="_Toc11509"/>
+      <w:bookmarkStart w:id="9" w:name="_Toc8975"/>
       <w:r>
         <w:t>年度备品备件采购</w:t>
       </w:r>
@@ -3379,7 +3379,7 @@
         <w:pStyle w:val="29"/>
         <w:bidi w:val="0"/>
       </w:pPr>
-      <w:bookmarkStart w:id="10" w:name="_Toc9657"/>
+      <w:bookmarkStart w:id="10" w:name="_Toc29987"/>
       <w:r>
         <w:t>项目备品备件采购</w:t>
       </w:r>
@@ -3417,7 +3417,7 @@
         <w:pStyle w:val="29"/>
         <w:bidi w:val="0"/>
       </w:pPr>
-      <w:bookmarkStart w:id="11" w:name="_Toc3988"/>
+      <w:bookmarkStart w:id="11" w:name="_Toc29681"/>
       <w:r>
         <w:t>临时采购</w:t>
       </w:r>
@@ -3446,7 +3446,7 @@
         <w:pStyle w:val="28"/>
         <w:bidi w:val="0"/>
       </w:pPr>
-      <w:bookmarkStart w:id="12" w:name="_Toc8642"/>
+      <w:bookmarkStart w:id="12" w:name="_Toc17817"/>
       <w:r>
         <w:t>库存管理</w:t>
       </w:r>
@@ -3589,7 +3589,7 @@
         <w:pStyle w:val="28"/>
         <w:bidi w:val="0"/>
       </w:pPr>
-      <w:bookmarkStart w:id="13" w:name="_Toc22376"/>
+      <w:bookmarkStart w:id="13" w:name="_Toc7894"/>
       <w:r>
         <w:t>领用管理</w:t>
       </w:r>
@@ -3609,7 +3609,7 @@
         <w:pStyle w:val="28"/>
         <w:bidi w:val="0"/>
       </w:pPr>
-      <w:bookmarkStart w:id="14" w:name="_Toc8088"/>
+      <w:bookmarkStart w:id="14" w:name="_Toc16174"/>
       <w:r>
         <w:t>借用管理</w:t>
       </w:r>
@@ -3652,7 +3652,7 @@
         <w:pStyle w:val="28"/>
         <w:bidi w:val="0"/>
       </w:pPr>
-      <w:bookmarkStart w:id="15" w:name="_Toc17043"/>
+      <w:bookmarkStart w:id="15" w:name="_Toc21996"/>
       <w:r>
         <w:t>坏件送修</w:t>
       </w:r>
@@ -3700,7 +3700,7 @@
         <w:pStyle w:val="28"/>
         <w:bidi w:val="0"/>
       </w:pPr>
-      <w:bookmarkStart w:id="16" w:name="_Toc554"/>
+      <w:bookmarkStart w:id="16" w:name="_Toc30354"/>
       <w:r>
         <w:t>报废管理</w:t>
       </w:r>
@@ -3743,7 +3743,7 @@
           <w:lang w:val="en-US" w:eastAsia="zh-CN"/>
         </w:rPr>
       </w:pPr>
-      <w:bookmarkStart w:id="17" w:name="_Toc14396"/>
+      <w:bookmarkStart w:id="17" w:name="_Toc16752"/>
       <w:r>
         <w:rPr>
           <w:rFonts w:hint="eastAsia"/>
@@ -3762,7 +3762,7 @@
           <w:lang w:val="en-US" w:eastAsia="zh-CN"/>
         </w:rPr>
       </w:pPr>
-      <w:bookmarkStart w:id="18" w:name="_Toc11318"/>
+      <w:bookmarkStart w:id="18" w:name="_Toc2070"/>
       <w:r>
         <w:rPr>
           <w:rFonts w:hint="eastAsia"/>
@@ -3832,7 +3832,7 @@
           <w:lang w:val="en-US" w:eastAsia="zh-CN"/>
         </w:rPr>
       </w:pPr>
-      <w:bookmarkStart w:id="19" w:name="_Toc28585"/>
+      <w:bookmarkStart w:id="19" w:name="_Toc30034"/>
       <w:r>
         <w:rPr>
           <w:rFonts w:hint="eastAsia"/>
@@ -3896,6 +3896,7 @@
             <w:insideH w:val="single" w:color="auto" w:sz="4" w:space="0"/>
             <w:insideV w:val="single" w:color="auto" w:sz="4" w:space="0"/>
           </w:tblBorders>
+          <w:shd w:val="clear" w:color="auto" w:fill="auto"/>
           <w:tblCellMar>
             <w:top w:w="15" w:type="dxa"/>
             <w:left w:w="15" w:type="dxa"/>
@@ -4237,7 +4238,6 @@
             <w:insideH w:val="single" w:color="auto" w:sz="4" w:space="0"/>
             <w:insideV w:val="single" w:color="auto" w:sz="4" w:space="0"/>
           </w:tblBorders>
-          <w:shd w:val="clear" w:color="auto" w:fill="auto"/>
           <w:tblCellMar>
             <w:top w:w="15" w:type="dxa"/>
             <w:left w:w="15" w:type="dxa"/>
@@ -4397,180 +4397,6 @@
                 <w:lang w:val="en-US" w:eastAsia="zh-CN" w:bidi="ar"/>
               </w:rPr>
               <w:t>关键业务功能严重降级，部分用户受影响，业务运营受到显著阻碍。需要在极短时间内提供备件。</w:t>
-            </w:r>
-          </w:p>
-        </w:tc>
-      </w:tr>
-      <w:tr>
-        <w:tblPrEx>
-          <w:tblBorders>
-            <w:top w:val="single" w:color="auto" w:sz="4" w:space="0"/>
-            <w:left w:val="single" w:color="auto" w:sz="4" w:space="0"/>
-            <w:bottom w:val="single" w:color="auto" w:sz="4" w:space="0"/>
-            <w:right w:val="single" w:color="auto" w:sz="4" w:space="0"/>
-            <w:insideH w:val="single" w:color="auto" w:sz="4" w:space="0"/>
-            <w:insideV w:val="single" w:color="auto" w:sz="4" w:space="0"/>
-          </w:tblBorders>
-          <w:shd w:val="clear" w:color="auto" w:fill="auto"/>
-          <w:tblCellMar>
-            <w:top w:w="15" w:type="dxa"/>
-            <w:left w:w="15" w:type="dxa"/>
-            <w:bottom w:w="15" w:type="dxa"/>
-            <w:right w:w="15" w:type="dxa"/>
-          </w:tblCellMar>
-        </w:tblPrEx>
-        <w:tc>
-          <w:tcPr>
-            <w:tcW w:w="973" w:type="dxa"/>
-            <w:shd w:val="clear" w:color="auto" w:fill="auto"/>
-            <w:tcMar>
-              <w:top w:w="120" w:type="dxa"/>
-              <w:left w:w="0" w:type="dxa"/>
-              <w:bottom w:w="120" w:type="dxa"/>
-              <w:right w:w="192" w:type="dxa"/>
-            </w:tcMar>
-            <w:vAlign w:val="center"/>
-          </w:tcPr>
-          <w:p>
-            <w:pPr>
-              <w:keepNext w:val="0"/>
-              <w:keepLines w:val="0"/>
-              <w:widowControl/>
-              <w:suppressLineNumbers w:val="0"/>
-              <w:spacing w:line="300" w:lineRule="atLeast"/>
-              <w:ind w:left="0" w:leftChars="0" w:right="0" w:rightChars="0" w:firstLine="0" w:firstLineChars="0"/>
-              <w:jc w:val="center"/>
-              <w:rPr>
-                <w:rFonts w:hint="default" w:ascii="Segoe UI" w:hAnsi="Segoe UI" w:eastAsia="Segoe UI" w:cs="Segoe UI"/>
-                <w:i w:val="0"/>
-                <w:iCs w:val="0"/>
-                <w:caps w:val="0"/>
-                <w:color w:val="0F1115"/>
-                <w:spacing w:val="0"/>
-                <w:sz w:val="18"/>
-                <w:szCs w:val="18"/>
-              </w:rPr>
-            </w:pPr>
-            <w:r>
-              <w:rPr>
-                <w:rStyle w:val="23"/>
-                <w:rFonts w:hint="default" w:ascii="Segoe UI" w:hAnsi="Segoe UI" w:eastAsia="Segoe UI" w:cs="Segoe UI"/>
-                <w:b/>
-                <w:bCs/>
-                <w:i w:val="0"/>
-                <w:iCs w:val="0"/>
-                <w:caps w:val="0"/>
-                <w:snapToGrid w:val="0"/>
-                <w:color w:val="000000"/>
-                <w:spacing w:val="0"/>
-                <w:kern w:val="0"/>
-                <w:sz w:val="18"/>
-                <w:szCs w:val="18"/>
-                <w:lang w:val="en-US" w:eastAsia="zh-CN" w:bidi="ar"/>
-              </w:rPr>
-              <w:t>P3</w:t>
-            </w:r>
-          </w:p>
-        </w:tc>
-        <w:tc>
-          <w:tcPr>
-            <w:tcW w:w="1220" w:type="dxa"/>
-            <w:shd w:val="clear" w:color="auto" w:fill="auto"/>
-            <w:tcMar>
-              <w:top w:w="120" w:type="dxa"/>
-              <w:left w:w="192" w:type="dxa"/>
-              <w:bottom w:w="120" w:type="dxa"/>
-              <w:right w:w="192" w:type="dxa"/>
-            </w:tcMar>
-            <w:vAlign w:val="center"/>
-          </w:tcPr>
-          <w:p>
-            <w:pPr>
-              <w:keepNext w:val="0"/>
-              <w:keepLines w:val="0"/>
-              <w:widowControl/>
-              <w:suppressLineNumbers w:val="0"/>
-              <w:spacing w:line="300" w:lineRule="atLeast"/>
-              <w:ind w:left="0" w:leftChars="0" w:right="0" w:rightChars="0" w:firstLine="0" w:firstLineChars="0"/>
-              <w:jc w:val="center"/>
-              <w:rPr>
-                <w:rFonts w:hint="default" w:ascii="Segoe UI" w:hAnsi="Segoe UI" w:eastAsia="Segoe UI" w:cs="Segoe UI"/>
-                <w:i w:val="0"/>
-                <w:iCs w:val="0"/>
-                <w:caps w:val="0"/>
-                <w:color w:val="0F1115"/>
-                <w:spacing w:val="0"/>
-                <w:sz w:val="18"/>
-                <w:szCs w:val="18"/>
-              </w:rPr>
-            </w:pPr>
-            <w:r>
-              <w:rPr>
-                <w:rStyle w:val="23"/>
-                <w:rFonts w:hint="default" w:ascii="Segoe UI" w:hAnsi="Segoe UI" w:eastAsia="Segoe UI" w:cs="Segoe UI"/>
-                <w:b/>
-                <w:bCs/>
-                <w:i w:val="0"/>
-                <w:iCs w:val="0"/>
-                <w:caps w:val="0"/>
-                <w:snapToGrid w:val="0"/>
-                <w:color w:val="000000"/>
-                <w:spacing w:val="0"/>
-                <w:kern w:val="0"/>
-                <w:sz w:val="18"/>
-                <w:szCs w:val="18"/>
-                <w:lang w:val="en-US" w:eastAsia="zh-CN" w:bidi="ar"/>
-              </w:rPr>
-              <w:t>中</w:t>
-            </w:r>
-          </w:p>
-        </w:tc>
-        <w:tc>
-          <w:tcPr>
-            <w:tcW w:w="6831" w:type="dxa"/>
-            <w:shd w:val="clear" w:color="auto" w:fill="auto"/>
-            <w:tcMar>
-              <w:top w:w="120" w:type="dxa"/>
-              <w:left w:w="192" w:type="dxa"/>
-              <w:bottom w:w="120" w:type="dxa"/>
-              <w:right w:w="0" w:type="dxa"/>
-            </w:tcMar>
-            <w:vAlign w:val="center"/>
-          </w:tcPr>
-          <w:p>
-            <w:pPr>
-              <w:keepNext w:val="0"/>
-              <w:keepLines w:val="0"/>
-              <w:widowControl/>
-              <w:suppressLineNumbers w:val="0"/>
-              <w:spacing w:line="300" w:lineRule="atLeast"/>
-              <w:jc w:val="left"/>
-              <w:rPr>
-                <w:rFonts w:hint="default" w:ascii="Segoe UI" w:hAnsi="Segoe UI" w:eastAsia="Segoe UI" w:cs="Segoe UI"/>
-                <w:i w:val="0"/>
-                <w:iCs w:val="0"/>
-                <w:caps w:val="0"/>
-                <w:color w:val="0F1115"/>
-                <w:spacing w:val="0"/>
-                <w:sz w:val="18"/>
-                <w:szCs w:val="18"/>
-              </w:rPr>
-            </w:pPr>
-            <w:r>
-              <w:rPr>
-                <w:rFonts w:hint="default" w:ascii="Segoe UI" w:hAnsi="Segoe UI" w:eastAsia="Segoe UI" w:cs="Segoe UI"/>
-                <w:i w:val="0"/>
-                <w:iCs w:val="0"/>
-                <w:caps w:val="0"/>
-                <w:snapToGrid w:val="0"/>
-                <w:color w:val="000000"/>
-                <w:spacing w:val="0"/>
-                <w:kern w:val="0"/>
-                <w:sz w:val="18"/>
-                <w:szCs w:val="18"/>
-                <w:lang w:val="en-US" w:eastAsia="zh-CN" w:bidi="ar"/>
-              </w:rPr>
-              <w:t>非关键业务功能中断或性能下降，对部分用户有影响，但存在临时解决方案。需要在约定时间内提供备件。</w:t>
             </w:r>
           </w:p>
         </w:tc>
@@ -4641,7 +4467,7 @@
                 <w:szCs w:val="18"/>
                 <w:lang w:val="en-US" w:eastAsia="zh-CN" w:bidi="ar"/>
               </w:rPr>
-              <w:t>P4</w:t>
+              <w:t>P3</w:t>
             </w:r>
           </w:p>
         </w:tc>
@@ -4694,7 +4520,7 @@
                 <w:szCs w:val="18"/>
                 <w:lang w:val="en-US" w:eastAsia="zh-CN" w:bidi="ar"/>
               </w:rPr>
-              <w:t>低</w:t>
+              <w:t>中</w:t>
             </w:r>
           </w:p>
         </w:tc>
@@ -4743,6 +4569,179 @@
                 <w:szCs w:val="18"/>
                 <w:lang w:val="en-US" w:eastAsia="zh-CN" w:bidi="ar"/>
               </w:rPr>
+              <w:t>非关键业务功能中断或性能下降，对部分用户有影响，但存在临时解决方案。需要在约定时间内提供备件。</w:t>
+            </w:r>
+          </w:p>
+        </w:tc>
+      </w:tr>
+      <w:tr>
+        <w:tblPrEx>
+          <w:tblBorders>
+            <w:top w:val="single" w:color="auto" w:sz="4" w:space="0"/>
+            <w:left w:val="single" w:color="auto" w:sz="4" w:space="0"/>
+            <w:bottom w:val="single" w:color="auto" w:sz="4" w:space="0"/>
+            <w:right w:val="single" w:color="auto" w:sz="4" w:space="0"/>
+            <w:insideH w:val="single" w:color="auto" w:sz="4" w:space="0"/>
+            <w:insideV w:val="single" w:color="auto" w:sz="4" w:space="0"/>
+          </w:tblBorders>
+          <w:tblCellMar>
+            <w:top w:w="15" w:type="dxa"/>
+            <w:left w:w="15" w:type="dxa"/>
+            <w:bottom w:w="15" w:type="dxa"/>
+            <w:right w:w="15" w:type="dxa"/>
+          </w:tblCellMar>
+        </w:tblPrEx>
+        <w:tc>
+          <w:tcPr>
+            <w:tcW w:w="973" w:type="dxa"/>
+            <w:shd w:val="clear" w:color="auto" w:fill="auto"/>
+            <w:tcMar>
+              <w:top w:w="120" w:type="dxa"/>
+              <w:left w:w="0" w:type="dxa"/>
+              <w:bottom w:w="120" w:type="dxa"/>
+              <w:right w:w="192" w:type="dxa"/>
+            </w:tcMar>
+            <w:vAlign w:val="center"/>
+          </w:tcPr>
+          <w:p>
+            <w:pPr>
+              <w:keepNext w:val="0"/>
+              <w:keepLines w:val="0"/>
+              <w:widowControl/>
+              <w:suppressLineNumbers w:val="0"/>
+              <w:spacing w:line="300" w:lineRule="atLeast"/>
+              <w:ind w:left="0" w:leftChars="0" w:right="0" w:rightChars="0" w:firstLine="0" w:firstLineChars="0"/>
+              <w:jc w:val="center"/>
+              <w:rPr>
+                <w:rFonts w:hint="default" w:ascii="Segoe UI" w:hAnsi="Segoe UI" w:eastAsia="Segoe UI" w:cs="Segoe UI"/>
+                <w:i w:val="0"/>
+                <w:iCs w:val="0"/>
+                <w:caps w:val="0"/>
+                <w:color w:val="0F1115"/>
+                <w:spacing w:val="0"/>
+                <w:sz w:val="18"/>
+                <w:szCs w:val="18"/>
+              </w:rPr>
+            </w:pPr>
+            <w:r>
+              <w:rPr>
+                <w:rStyle w:val="23"/>
+                <w:rFonts w:hint="default" w:ascii="Segoe UI" w:hAnsi="Segoe UI" w:eastAsia="Segoe UI" w:cs="Segoe UI"/>
+                <w:b/>
+                <w:bCs/>
+                <w:i w:val="0"/>
+                <w:iCs w:val="0"/>
+                <w:caps w:val="0"/>
+                <w:snapToGrid w:val="0"/>
+                <w:color w:val="000000"/>
+                <w:spacing w:val="0"/>
+                <w:kern w:val="0"/>
+                <w:sz w:val="18"/>
+                <w:szCs w:val="18"/>
+                <w:lang w:val="en-US" w:eastAsia="zh-CN" w:bidi="ar"/>
+              </w:rPr>
+              <w:t>P4</w:t>
+            </w:r>
+          </w:p>
+        </w:tc>
+        <w:tc>
+          <w:tcPr>
+            <w:tcW w:w="1220" w:type="dxa"/>
+            <w:shd w:val="clear" w:color="auto" w:fill="auto"/>
+            <w:tcMar>
+              <w:top w:w="120" w:type="dxa"/>
+              <w:left w:w="192" w:type="dxa"/>
+              <w:bottom w:w="120" w:type="dxa"/>
+              <w:right w:w="192" w:type="dxa"/>
+            </w:tcMar>
+            <w:vAlign w:val="center"/>
+          </w:tcPr>
+          <w:p>
+            <w:pPr>
+              <w:keepNext w:val="0"/>
+              <w:keepLines w:val="0"/>
+              <w:widowControl/>
+              <w:suppressLineNumbers w:val="0"/>
+              <w:spacing w:line="300" w:lineRule="atLeast"/>
+              <w:ind w:left="0" w:leftChars="0" w:right="0" w:rightChars="0" w:firstLine="0" w:firstLineChars="0"/>
+              <w:jc w:val="center"/>
+              <w:rPr>
+                <w:rFonts w:hint="default" w:ascii="Segoe UI" w:hAnsi="Segoe UI" w:eastAsia="Segoe UI" w:cs="Segoe UI"/>
+                <w:i w:val="0"/>
+                <w:iCs w:val="0"/>
+                <w:caps w:val="0"/>
+                <w:color w:val="0F1115"/>
+                <w:spacing w:val="0"/>
+                <w:sz w:val="18"/>
+                <w:szCs w:val="18"/>
+              </w:rPr>
+            </w:pPr>
+            <w:r>
+              <w:rPr>
+                <w:rStyle w:val="23"/>
+                <w:rFonts w:hint="default" w:ascii="Segoe UI" w:hAnsi="Segoe UI" w:eastAsia="Segoe UI" w:cs="Segoe UI"/>
+                <w:b/>
+                <w:bCs/>
+                <w:i w:val="0"/>
+                <w:iCs w:val="0"/>
+                <w:caps w:val="0"/>
+                <w:snapToGrid w:val="0"/>
+                <w:color w:val="000000"/>
+                <w:spacing w:val="0"/>
+                <w:kern w:val="0"/>
+                <w:sz w:val="18"/>
+                <w:szCs w:val="18"/>
+                <w:lang w:val="en-US" w:eastAsia="zh-CN" w:bidi="ar"/>
+              </w:rPr>
+              <w:t>低</w:t>
+            </w:r>
+          </w:p>
+        </w:tc>
+        <w:tc>
+          <w:tcPr>
+            <w:tcW w:w="6831" w:type="dxa"/>
+            <w:shd w:val="clear" w:color="auto" w:fill="auto"/>
+            <w:tcMar>
+              <w:top w:w="120" w:type="dxa"/>
+              <w:left w:w="192" w:type="dxa"/>
+              <w:bottom w:w="120" w:type="dxa"/>
+              <w:right w:w="0" w:type="dxa"/>
+            </w:tcMar>
+            <w:vAlign w:val="center"/>
+          </w:tcPr>
+          <w:p>
+            <w:pPr>
+              <w:keepNext w:val="0"/>
+              <w:keepLines w:val="0"/>
+              <w:widowControl/>
+              <w:suppressLineNumbers w:val="0"/>
+              <w:spacing w:line="300" w:lineRule="atLeast"/>
+              <w:jc w:val="left"/>
+              <w:rPr>
+                <w:rFonts w:hint="default" w:ascii="Segoe UI" w:hAnsi="Segoe UI" w:eastAsia="Segoe UI" w:cs="Segoe UI"/>
+                <w:i w:val="0"/>
+                <w:iCs w:val="0"/>
+                <w:caps w:val="0"/>
+                <w:color w:val="0F1115"/>
+                <w:spacing w:val="0"/>
+                <w:sz w:val="18"/>
+                <w:szCs w:val="18"/>
+              </w:rPr>
+            </w:pPr>
+            <w:r>
+              <w:rPr>
+                <w:rFonts w:hint="default" w:ascii="Segoe UI" w:hAnsi="Segoe UI" w:eastAsia="Segoe UI" w:cs="Segoe UI"/>
+                <w:i w:val="0"/>
+                <w:iCs w:val="0"/>
+                <w:caps w:val="0"/>
+                <w:snapToGrid w:val="0"/>
+                <w:color w:val="000000"/>
+                <w:spacing w:val="0"/>
+                <w:kern w:val="0"/>
+                <w:sz w:val="18"/>
+                <w:szCs w:val="18"/>
+                <w:lang w:val="en-US" w:eastAsia="zh-CN" w:bidi="ar"/>
+              </w:rPr>
               <w:t>轻微功能问题或预警性更换，对当前业务运行基本无影响。可按常规流程申请和领取备件。</w:t>
             </w:r>
           </w:p>
@@ -4758,7 +4757,7 @@
           <w:lang w:val="en-US" w:eastAsia="zh-CN"/>
         </w:rPr>
       </w:pPr>
-      <w:bookmarkStart w:id="20" w:name="_Toc24925"/>
+      <w:bookmarkStart w:id="20" w:name="_Toc1349"/>
       <w:r>
         <w:rPr>
           <w:rFonts w:hint="eastAsia"/>
@@ -4777,7 +4776,7 @@
           <w:lang w:val="en-US" w:eastAsia="zh-CN"/>
         </w:rPr>
       </w:pPr>
-      <w:bookmarkStart w:id="21" w:name="_Toc18823"/>
+      <w:bookmarkStart w:id="21" w:name="_Toc15587"/>
       <w:r>
         <w:rPr>
           <w:rFonts w:hint="eastAsia"/>
@@ -4828,7 +4827,7 @@
           <w:lang w:val="en-US" w:eastAsia="zh-CN"/>
         </w:rPr>
       </w:pPr>
-      <w:bookmarkStart w:id="22" w:name="_Toc17636"/>
+      <w:bookmarkStart w:id="22" w:name="_Toc21594"/>
       <w:r>
         <w:rPr>
           <w:rFonts w:hint="eastAsia"/>
@@ -4879,7 +4878,7 @@
           <w:lang w:val="en-US" w:eastAsia="zh-CN"/>
         </w:rPr>
       </w:pPr>
-      <w:bookmarkStart w:id="23" w:name="_Toc13358"/>
+      <w:bookmarkStart w:id="23" w:name="_Toc13557"/>
       <w:r>
         <w:rPr>
           <w:rFonts w:hint="eastAsia"/>
@@ -4930,7 +4929,7 @@
           <w:lang w:val="en-US" w:eastAsia="zh-CN"/>
         </w:rPr>
       </w:pPr>
-      <w:bookmarkStart w:id="24" w:name="_Toc2911"/>
+      <w:bookmarkStart w:id="24" w:name="_Toc14418"/>
       <w:r>
         <w:rPr>
           <w:rFonts w:hint="eastAsia"/>
@@ -4981,7 +4980,7 @@
           <w:lang w:val="en-US" w:eastAsia="zh-CN"/>
         </w:rPr>
       </w:pPr>
-      <w:bookmarkStart w:id="25" w:name="_Toc31505"/>
+      <w:bookmarkStart w:id="25" w:name="_Toc12322"/>
       <w:r>
         <w:rPr>
           <w:rFonts w:hint="eastAsia"/>
@@ -4994,7 +4993,7 @@
     <w:tbl>
       <w:tblPr>
         <w:tblStyle w:val="24"/>
-        <w:tblW w:w="7973" w:type="dxa"/>
+        <w:tblW w:w="9525" w:type="dxa"/>
         <w:tblInd w:w="13" w:type="dxa"/>
         <w:tblBorders>
           <w:top w:val="single" w:color="000000" w:sz="4" w:space="0"/>
@@ -5013,9 +5012,11 @@
         </w:tblCellMar>
       </w:tblPr>
       <w:tblGrid>
-        <w:gridCol w:w="1988"/>
-        <w:gridCol w:w="4725"/>
-        <w:gridCol w:w="1260"/>
+        <w:gridCol w:w="813"/>
+        <w:gridCol w:w="2484"/>
+        <w:gridCol w:w="3468"/>
+        <w:gridCol w:w="1380"/>
+        <w:gridCol w:w="1380"/>
       </w:tblGrid>
       <w:tr>
         <w:tblPrEx>
@@ -5035,92 +5036,249 @@
           </w:tblCellMar>
         </w:tblPrEx>
         <w:trPr>
-          <w:trHeight w:val="652" w:hRule="atLeast"/>
+          <w:trHeight w:val="438" w:hRule="atLeast"/>
         </w:trPr>
         <w:tc>
           <w:tcPr>
-            <w:tcW w:w="1988" w:type="dxa"/>
-          </w:tcPr>
-          <w:p>
-            <w:pPr>
-              <w:pStyle w:val="25"/>
-              <w:spacing w:before="72" w:line="292" w:lineRule="auto"/>
-              <w:ind w:left="598" w:right="145" w:hanging="449"/>
+            <w:tcW w:w="813" w:type="dxa"/>
+            <w:shd w:val="clear" w:color="auto" w:fill="C0C0C0"/>
+            <w:vAlign w:val="center"/>
+          </w:tcPr>
+          <w:p>
+            <w:pPr>
+              <w:keepNext w:val="0"/>
+              <w:keepLines w:val="0"/>
+              <w:pageBreakBefore w:val="0"/>
+              <w:widowControl w:val="0"/>
+              <w:kinsoku w:val="0"/>
+              <w:wordWrap/>
+              <w:overflowPunct/>
+              <w:topLinePunct w:val="0"/>
+              <w:autoSpaceDE w:val="0"/>
+              <w:autoSpaceDN w:val="0"/>
+              <w:bidi w:val="0"/>
+              <w:adjustRightInd w:val="0"/>
+              <w:snapToGrid w:val="0"/>
+              <w:spacing w:before="205" w:line="221" w:lineRule="auto"/>
+              <w:ind w:left="195" w:leftChars="0"/>
               <w:rPr>
                 <w:rFonts w:hint="eastAsia" w:ascii="宋体" w:hAnsi="宋体" w:eastAsia="宋体" w:cs="宋体"/>
-                <w:spacing w:val="-2"/>
+                <w:b/>
+                <w:bCs/>
+                <w:snapToGrid w:val="0"/>
+                <w:color w:val="000000"/>
+                <w:spacing w:val="-7"/>
+                <w:kern w:val="0"/>
+                <w:sz w:val="24"/>
+                <w:szCs w:val="24"/>
+                <w:lang w:val="en-US" w:eastAsia="zh-CN" w:bidi="ar-SA"/>
+              </w:rPr>
+            </w:pPr>
+            <w:r>
+              <w:rPr>
+                <w:rFonts w:ascii="宋体" w:hAnsi="宋体" w:eastAsia="宋体" w:cs="宋体"/>
+                <w:b/>
+                <w:bCs/>
+                <w:spacing w:val="-7"/>
+                <w:sz w:val="24"/>
+                <w:szCs w:val="24"/>
+              </w:rPr>
+              <w:t>序号</w:t>
+            </w:r>
+          </w:p>
+        </w:tc>
+        <w:tc>
+          <w:tcPr>
+            <w:tcW w:w="2484" w:type="dxa"/>
+            <w:shd w:val="clear" w:color="auto" w:fill="C0C0C0"/>
+            <w:vAlign w:val="center"/>
+          </w:tcPr>
+          <w:p>
+            <w:pPr>
+              <w:keepNext w:val="0"/>
+              <w:keepLines w:val="0"/>
+              <w:pageBreakBefore w:val="0"/>
+              <w:widowControl w:val="0"/>
+              <w:kinsoku w:val="0"/>
+              <w:wordWrap/>
+              <w:overflowPunct/>
+              <w:topLinePunct w:val="0"/>
+              <w:autoSpaceDE w:val="0"/>
+              <w:autoSpaceDN w:val="0"/>
+              <w:bidi w:val="0"/>
+              <w:adjustRightInd w:val="0"/>
+              <w:snapToGrid w:val="0"/>
+              <w:spacing w:before="205" w:line="221" w:lineRule="auto"/>
+              <w:ind w:left="195" w:leftChars="0"/>
+              <w:rPr>
+                <w:rFonts w:hint="eastAsia" w:ascii="宋体" w:hAnsi="宋体" w:eastAsia="宋体" w:cs="宋体"/>
+                <w:b/>
+                <w:bCs/>
+                <w:snapToGrid w:val="0"/>
+                <w:color w:val="000000"/>
+                <w:spacing w:val="-7"/>
+                <w:kern w:val="0"/>
+                <w:sz w:val="24"/>
+                <w:szCs w:val="24"/>
+                <w:lang w:val="en-US" w:eastAsia="zh-CN" w:bidi="ar-SA"/>
+              </w:rPr>
+            </w:pPr>
+            <w:r>
+              <w:rPr>
+                <w:rFonts w:ascii="宋体" w:hAnsi="宋体" w:eastAsia="宋体" w:cs="宋体"/>
+                <w:b/>
+                <w:bCs/>
+                <w:spacing w:val="-7"/>
+                <w:sz w:val="24"/>
+                <w:szCs w:val="24"/>
+              </w:rPr>
+              <w:t>衡量指标</w:t>
+            </w:r>
+          </w:p>
+        </w:tc>
+        <w:tc>
+          <w:tcPr>
+            <w:tcW w:w="3468" w:type="dxa"/>
+            <w:shd w:val="clear" w:color="auto" w:fill="C0C0C0"/>
+            <w:vAlign w:val="center"/>
+          </w:tcPr>
+          <w:p>
+            <w:pPr>
+              <w:keepNext w:val="0"/>
+              <w:keepLines w:val="0"/>
+              <w:pageBreakBefore w:val="0"/>
+              <w:widowControl w:val="0"/>
+              <w:kinsoku w:val="0"/>
+              <w:wordWrap/>
+              <w:overflowPunct/>
+              <w:topLinePunct w:val="0"/>
+              <w:autoSpaceDE w:val="0"/>
+              <w:autoSpaceDN w:val="0"/>
+              <w:bidi w:val="0"/>
+              <w:adjustRightInd w:val="0"/>
+              <w:snapToGrid w:val="0"/>
+              <w:spacing w:before="205" w:line="221" w:lineRule="auto"/>
+              <w:ind w:left="195" w:leftChars="0"/>
+              <w:rPr>
+                <w:rFonts w:hint="eastAsia" w:ascii="宋体" w:hAnsi="宋体" w:eastAsia="宋体" w:cs="宋体"/>
+                <w:b/>
+                <w:bCs/>
+                <w:snapToGrid w:val="0"/>
+                <w:color w:val="000000"/>
+                <w:spacing w:val="-7"/>
+                <w:kern w:val="0"/>
+                <w:sz w:val="24"/>
+                <w:szCs w:val="24"/>
+                <w:lang w:val="en-US" w:eastAsia="zh-CN" w:bidi="ar-SA"/>
+              </w:rPr>
+            </w:pPr>
+            <w:r>
+              <w:rPr>
+                <w:rFonts w:ascii="宋体" w:hAnsi="宋体" w:eastAsia="宋体" w:cs="宋体"/>
+                <w:b/>
+                <w:bCs/>
+                <w:spacing w:val="-7"/>
+                <w:sz w:val="24"/>
+                <w:szCs w:val="24"/>
+              </w:rPr>
+              <w:t>指标计算说明</w:t>
+            </w:r>
+          </w:p>
+        </w:tc>
+        <w:tc>
+          <w:tcPr>
+            <w:tcW w:w="1380" w:type="dxa"/>
+            <w:shd w:val="clear" w:color="auto" w:fill="C0C0C0"/>
+            <w:vAlign w:val="center"/>
+          </w:tcPr>
+          <w:p>
+            <w:pPr>
+              <w:keepNext w:val="0"/>
+              <w:keepLines w:val="0"/>
+              <w:pageBreakBefore w:val="0"/>
+              <w:widowControl w:val="0"/>
+              <w:kinsoku w:val="0"/>
+              <w:wordWrap/>
+              <w:overflowPunct/>
+              <w:topLinePunct w:val="0"/>
+              <w:autoSpaceDE w:val="0"/>
+              <w:autoSpaceDN w:val="0"/>
+              <w:bidi w:val="0"/>
+              <w:adjustRightInd w:val="0"/>
+              <w:snapToGrid w:val="0"/>
+              <w:spacing w:before="205" w:line="221" w:lineRule="auto"/>
+              <w:ind w:left="195" w:leftChars="0"/>
+              <w:rPr>
+                <w:rFonts w:hint="eastAsia" w:ascii="宋体" w:hAnsi="宋体" w:eastAsia="宋体" w:cs="宋体"/>
+                <w:b/>
+                <w:bCs/>
+                <w:snapToGrid w:val="0"/>
+                <w:color w:val="000000"/>
+                <w:spacing w:val="-7"/>
+                <w:kern w:val="0"/>
+                <w:sz w:val="24"/>
+                <w:szCs w:val="24"/>
+                <w:lang w:val="en-US" w:eastAsia="zh-CN" w:bidi="ar-SA"/>
+              </w:rPr>
+            </w:pPr>
+            <w:r>
+              <w:rPr>
+                <w:rFonts w:hint="eastAsia" w:ascii="宋体" w:hAnsi="宋体" w:eastAsia="宋体" w:cs="宋体"/>
+                <w:b/>
+                <w:bCs/>
+                <w:spacing w:val="-7"/>
                 <w:sz w:val="24"/>
                 <w:szCs w:val="24"/>
                 <w:lang w:val="en-US" w:eastAsia="zh-CN"/>
               </w:rPr>
-            </w:pPr>
-            <w:r>
-              <w:rPr>
-                <w:rFonts w:hint="eastAsia" w:ascii="宋体" w:hAnsi="宋体" w:eastAsia="宋体" w:cs="宋体"/>
-                <w:spacing w:val="-2"/>
+              <w:t>考核频次</w:t>
+            </w:r>
+          </w:p>
+        </w:tc>
+        <w:tc>
+          <w:tcPr>
+            <w:tcW w:w="1380" w:type="dxa"/>
+            <w:shd w:val="clear" w:color="auto" w:fill="C0C0C0"/>
+            <w:vAlign w:val="center"/>
+          </w:tcPr>
+          <w:p>
+            <w:pPr>
+              <w:keepNext w:val="0"/>
+              <w:keepLines w:val="0"/>
+              <w:pageBreakBefore w:val="0"/>
+              <w:widowControl w:val="0"/>
+              <w:kinsoku w:val="0"/>
+              <w:wordWrap/>
+              <w:overflowPunct/>
+              <w:topLinePunct w:val="0"/>
+              <w:autoSpaceDE w:val="0"/>
+              <w:autoSpaceDN w:val="0"/>
+              <w:bidi w:val="0"/>
+              <w:adjustRightInd w:val="0"/>
+              <w:snapToGrid w:val="0"/>
+              <w:spacing w:before="205" w:line="221" w:lineRule="auto"/>
+              <w:ind w:left="195" w:leftChars="0"/>
+              <w:rPr>
+                <w:rFonts w:hint="default" w:ascii="宋体" w:hAnsi="宋体" w:eastAsia="宋体" w:cs="宋体"/>
+                <w:b/>
+                <w:bCs/>
+                <w:spacing w:val="-7"/>
                 <w:sz w:val="24"/>
                 <w:szCs w:val="24"/>
                 <w:lang w:val="en-US" w:eastAsia="zh-CN"/>
               </w:rPr>
-              <w:t>考核指标</w:t>
-            </w:r>
-          </w:p>
-        </w:tc>
-        <w:tc>
-          <w:tcPr>
-            <w:tcW w:w="4725" w:type="dxa"/>
-          </w:tcPr>
-          <w:p>
-            <w:pPr>
-              <w:pStyle w:val="25"/>
-              <w:spacing w:before="137" w:line="224" w:lineRule="auto"/>
-              <w:ind w:left="1263"/>
-              <w:rPr>
-                <w:rFonts w:hint="eastAsia" w:ascii="宋体" w:hAnsi="宋体" w:eastAsia="宋体" w:cs="宋体"/>
-                <w:spacing w:val="-2"/>
+            </w:pPr>
+            <w:r>
+              <w:rPr>
+                <w:rFonts w:hint="eastAsia" w:ascii="宋体" w:hAnsi="宋体" w:cs="宋体"/>
+                <w:b/>
+                <w:bCs/>
+                <w:spacing w:val="-7"/>
                 <w:sz w:val="24"/>
                 <w:szCs w:val="24"/>
                 <w:lang w:val="en-US" w:eastAsia="zh-CN"/>
               </w:rPr>
-            </w:pPr>
-            <w:r>
-              <w:rPr>
-                <w:rFonts w:hint="eastAsia" w:ascii="宋体" w:hAnsi="宋体" w:eastAsia="宋体" w:cs="宋体"/>
-                <w:spacing w:val="-2"/>
-                <w:sz w:val="24"/>
-                <w:szCs w:val="24"/>
-                <w:lang w:val="en-US" w:eastAsia="zh-CN"/>
-              </w:rPr>
-              <w:t>计算方式</w:t>
-            </w:r>
-          </w:p>
-        </w:tc>
-        <w:tc>
-          <w:tcPr>
-            <w:tcW w:w="1260" w:type="dxa"/>
-          </w:tcPr>
-          <w:p>
-            <w:pPr>
-              <w:pStyle w:val="25"/>
-              <w:spacing w:before="234" w:line="220" w:lineRule="auto"/>
-              <w:ind w:left="231" w:leftChars="0"/>
-              <w:rPr>
-                <w:rFonts w:hint="eastAsia" w:ascii="宋体" w:hAnsi="宋体" w:eastAsia="宋体" w:cs="宋体"/>
-                <w:spacing w:val="-2"/>
-                <w:sz w:val="24"/>
-                <w:szCs w:val="24"/>
-                <w:lang w:val="en-US" w:eastAsia="zh-CN"/>
-              </w:rPr>
-            </w:pPr>
-            <w:r>
-              <w:rPr>
-                <w:rFonts w:hint="eastAsia" w:ascii="宋体" w:hAnsi="宋体" w:eastAsia="宋体" w:cs="宋体"/>
-                <w:spacing w:val="-2"/>
-                <w:sz w:val="24"/>
-                <w:szCs w:val="24"/>
-                <w:lang w:val="en-US" w:eastAsia="zh-CN"/>
-              </w:rPr>
-              <w:t>频次</w:t>
+              <w:t>目标值</w:t>
             </w:r>
           </w:p>
         </w:tc>
@@ -5143,43 +5301,46 @@
           </w:tblCellMar>
         </w:tblPrEx>
         <w:trPr>
-          <w:trHeight w:val="627" w:hRule="atLeast"/>
+          <w:trHeight w:val="413" w:hRule="atLeast"/>
         </w:trPr>
         <w:tc>
           <w:tcPr>
-            <w:tcW w:w="1988" w:type="dxa"/>
+            <w:tcW w:w="813" w:type="dxa"/>
           </w:tcPr>
           <w:p>
             <w:pPr>
               <w:pStyle w:val="25"/>
               <w:spacing w:before="72" w:line="292" w:lineRule="auto"/>
               <w:ind w:left="598" w:right="145" w:hanging="449"/>
-              <w:rPr>
-                <w:rFonts w:hint="eastAsia" w:ascii="宋体" w:hAnsi="宋体" w:eastAsia="宋体" w:cs="宋体"/>
-                <w:sz w:val="24"/>
-                <w:szCs w:val="24"/>
-              </w:rPr>
-            </w:pPr>
-            <w:r>
               <w:rPr>
                 <w:rFonts w:hint="eastAsia" w:ascii="宋体" w:hAnsi="宋体" w:eastAsia="宋体" w:cs="宋体"/>
                 <w:spacing w:val="-2"/>
                 <w:sz w:val="24"/>
                 <w:szCs w:val="24"/>
-              </w:rPr>
-              <w:t>库存备件数据准确率</w:t>
+                <w:lang w:val="en-US" w:eastAsia="zh-CN"/>
+              </w:rPr>
+            </w:pPr>
+            <w:r>
+              <w:rPr>
+                <w:rFonts w:hint="eastAsia" w:cs="宋体"/>
+                <w:spacing w:val="-2"/>
+                <w:sz w:val="24"/>
+                <w:szCs w:val="24"/>
+                <w:lang w:val="en-US" w:eastAsia="zh-CN"/>
+              </w:rPr>
+              <w:t>1</w:t>
             </w:r>
           </w:p>
         </w:tc>
         <w:tc>
           <w:tcPr>
-            <w:tcW w:w="4725" w:type="dxa"/>
+            <w:tcW w:w="2484" w:type="dxa"/>
           </w:tcPr>
           <w:p>
             <w:pPr>
               <w:pStyle w:val="25"/>
-              <w:spacing w:before="71" w:line="220" w:lineRule="auto"/>
-              <w:ind w:left="113"/>
+              <w:spacing w:before="72" w:line="292" w:lineRule="auto"/>
+              <w:ind w:left="598" w:right="145" w:hanging="449"/>
               <w:rPr>
                 <w:rFonts w:hint="eastAsia" w:ascii="宋体" w:hAnsi="宋体" w:eastAsia="宋体" w:cs="宋体"/>
                 <w:sz w:val="24"/>
@@ -5193,19 +5354,19 @@
                 <w:sz w:val="24"/>
                 <w:szCs w:val="24"/>
               </w:rPr>
-              <w:t>（备件信息准确的数量/备件总数）*100%</w:t>
+              <w:t>库存备件数据准确率</w:t>
             </w:r>
           </w:p>
         </w:tc>
         <w:tc>
           <w:tcPr>
-            <w:tcW w:w="1260" w:type="dxa"/>
+            <w:tcW w:w="3468" w:type="dxa"/>
           </w:tcPr>
           <w:p>
             <w:pPr>
               <w:pStyle w:val="25"/>
-              <w:spacing w:before="234" w:line="220" w:lineRule="auto"/>
-              <w:ind w:left="231" w:leftChars="0"/>
+              <w:spacing w:before="71" w:line="220" w:lineRule="auto"/>
+              <w:ind w:left="113"/>
               <w:rPr>
                 <w:rFonts w:hint="eastAsia" w:ascii="宋体" w:hAnsi="宋体" w:eastAsia="宋体" w:cs="宋体"/>
                 <w:sz w:val="24"/>
@@ -5219,7 +5380,60 @@
                 <w:sz w:val="24"/>
                 <w:szCs w:val="24"/>
               </w:rPr>
+              <w:t>（备件信息准确的数量/备件总数）*100%</w:t>
+            </w:r>
+          </w:p>
+        </w:tc>
+        <w:tc>
+          <w:tcPr>
+            <w:tcW w:w="1380" w:type="dxa"/>
+          </w:tcPr>
+          <w:p>
+            <w:pPr>
+              <w:pStyle w:val="25"/>
+              <w:spacing w:before="234" w:line="220" w:lineRule="auto"/>
+              <w:rPr>
+                <w:rFonts w:hint="eastAsia" w:ascii="宋体" w:hAnsi="宋体" w:eastAsia="宋体" w:cs="宋体"/>
+                <w:sz w:val="24"/>
+                <w:szCs w:val="24"/>
+              </w:rPr>
+            </w:pPr>
+            <w:r>
+              <w:rPr>
+                <w:rFonts w:hint="eastAsia" w:ascii="宋体" w:hAnsi="宋体" w:eastAsia="宋体" w:cs="宋体"/>
+                <w:spacing w:val="-2"/>
+                <w:sz w:val="24"/>
+                <w:szCs w:val="24"/>
+              </w:rPr>
               <w:t>按季度</w:t>
+            </w:r>
+          </w:p>
+        </w:tc>
+        <w:tc>
+          <w:tcPr>
+            <w:tcW w:w="1380" w:type="dxa"/>
+          </w:tcPr>
+          <w:p>
+            <w:pPr>
+              <w:pStyle w:val="25"/>
+              <w:spacing w:before="71" w:line="220" w:lineRule="auto"/>
+              <w:rPr>
+                <w:rFonts w:hint="default" w:cs="宋体"/>
+                <w:spacing w:val="-2"/>
+                <w:sz w:val="24"/>
+                <w:szCs w:val="24"/>
+                <w:lang w:val="en-US" w:eastAsia="zh-CN"/>
+              </w:rPr>
+            </w:pPr>
+            <w:r>
+              <w:rPr>
+                <w:rFonts w:hint="eastAsia" w:cs="宋体"/>
+                <w:spacing w:val="-2"/>
+                <w:sz w:val="24"/>
+                <w:szCs w:val="24"/>
+                <w:lang w:val="en-US" w:eastAsia="zh-CN"/>
+              </w:rPr>
+              <w:t>≥99%</w:t>
             </w:r>
           </w:p>
         </w:tc>
@@ -5242,11 +5456,11 @@
           </w:tblCellMar>
         </w:tblPrEx>
         <w:trPr>
-          <w:trHeight w:val="652" w:hRule="atLeast"/>
+          <w:trHeight w:val="484" w:hRule="atLeast"/>
         </w:trPr>
         <w:tc>
           <w:tcPr>
-            <w:tcW w:w="1988" w:type="dxa"/>
+            <w:tcW w:w="813" w:type="dxa"/>
           </w:tcPr>
           <w:p>
             <w:pPr>
@@ -5263,6 +5477,35 @@
             </w:pPr>
             <w:r>
               <w:rPr>
+                <w:rFonts w:hint="eastAsia" w:cs="宋体"/>
+                <w:spacing w:val="-2"/>
+                <w:sz w:val="24"/>
+                <w:szCs w:val="24"/>
+                <w:lang w:val="en-US" w:eastAsia="zh-CN"/>
+              </w:rPr>
+              <w:t>2</w:t>
+            </w:r>
+          </w:p>
+        </w:tc>
+        <w:tc>
+          <w:tcPr>
+            <w:tcW w:w="2484" w:type="dxa"/>
+          </w:tcPr>
+          <w:p>
+            <w:pPr>
+              <w:pStyle w:val="25"/>
+              <w:spacing w:before="72" w:line="292" w:lineRule="auto"/>
+              <w:ind w:left="598" w:right="145" w:hanging="449"/>
+              <w:rPr>
+                <w:rFonts w:hint="default" w:ascii="宋体" w:hAnsi="宋体" w:eastAsia="宋体" w:cs="宋体"/>
+                <w:spacing w:val="-2"/>
+                <w:sz w:val="24"/>
+                <w:szCs w:val="24"/>
+                <w:lang w:val="en-US" w:eastAsia="zh-CN"/>
+              </w:rPr>
+            </w:pPr>
+            <w:r>
+              <w:rPr>
                 <w:rFonts w:hint="eastAsia" w:ascii="宋体" w:hAnsi="宋体" w:eastAsia="宋体" w:cs="宋体"/>
                 <w:spacing w:val="-2"/>
                 <w:sz w:val="24"/>
@@ -5275,31 +5518,9 @@
         </w:tc>
         <w:tc>
           <w:tcPr>
-            <w:tcW w:w="4725" w:type="dxa"/>
+            <w:tcW w:w="3468" w:type="dxa"/>
             <w:shd w:val="clear" w:color="auto" w:fill="auto"/>
           </w:tcPr>
-          <w:p>
-            <w:pPr>
-              <w:pStyle w:val="25"/>
-              <w:spacing w:before="71" w:line="220" w:lineRule="auto"/>
-              <w:ind w:left="113"/>
-              <w:rPr>
-                <w:rFonts w:hint="eastAsia" w:ascii="宋体" w:hAnsi="宋体" w:eastAsia="宋体" w:cs="宋体"/>
-                <w:spacing w:val="-2"/>
-                <w:sz w:val="24"/>
-                <w:szCs w:val="24"/>
-              </w:rPr>
-            </w:pPr>
-            <w:r>
-              <w:rPr>
-                <w:rFonts w:hint="eastAsia" w:ascii="宋体" w:hAnsi="宋体" w:eastAsia="宋体" w:cs="宋体"/>
-                <w:spacing w:val="-2"/>
-                <w:sz w:val="24"/>
-                <w:szCs w:val="24"/>
-              </w:rPr>
-              <w:t>（领用备件完好数量/领用备件总</w:t>
-            </w:r>
-          </w:p>
           <w:p>
             <w:pPr>
               <w:pStyle w:val="25"/>
@@ -5320,20 +5541,19 @@
                 <w:sz w:val="24"/>
                 <w:szCs w:val="24"/>
               </w:rPr>
-              <w:t>数）*100%</w:t>
+              <w:t>（领用备件完好数量/领用备件总数）*100%</w:t>
             </w:r>
           </w:p>
         </w:tc>
         <w:tc>
           <w:tcPr>
-            <w:tcW w:w="1260" w:type="dxa"/>
+            <w:tcW w:w="1380" w:type="dxa"/>
             <w:shd w:val="clear" w:color="auto" w:fill="auto"/>
           </w:tcPr>
           <w:p>
             <w:pPr>
               <w:pStyle w:val="25"/>
               <w:spacing w:before="71" w:line="220" w:lineRule="auto"/>
-              <w:ind w:left="113"/>
               <w:rPr>
                 <w:rFonts w:hint="eastAsia" w:ascii="宋体" w:hAnsi="宋体" w:eastAsia="宋体" w:cs="宋体"/>
                 <w:spacing w:val="-2"/>
@@ -5353,6 +5573,35 @@
             </w:r>
           </w:p>
         </w:tc>
+        <w:tc>
+          <w:tcPr>
+            <w:tcW w:w="1380" w:type="dxa"/>
+            <w:shd w:val="clear" w:color="auto" w:fill="auto"/>
+          </w:tcPr>
+          <w:p>
+            <w:pPr>
+              <w:pStyle w:val="25"/>
+              <w:spacing w:before="71" w:line="220" w:lineRule="auto"/>
+              <w:rPr>
+                <w:rFonts w:hint="eastAsia" w:cs="宋体"/>
+                <w:spacing w:val="-2"/>
+                <w:sz w:val="24"/>
+                <w:szCs w:val="24"/>
+                <w:lang w:val="en-US" w:eastAsia="zh-CN"/>
+              </w:rPr>
+            </w:pPr>
+            <w:r>
+              <w:rPr>
+                <w:rFonts w:hint="eastAsia" w:cs="宋体"/>
+                <w:spacing w:val="-2"/>
+                <w:sz w:val="24"/>
+                <w:szCs w:val="24"/>
+                <w:lang w:val="en-US" w:eastAsia="zh-CN"/>
+              </w:rPr>
+              <w:t>≥95%</w:t>
+            </w:r>
+          </w:p>
+        </w:tc>
       </w:tr>
     </w:tbl>
     <w:p>
@@ -5360,7 +5609,7 @@
         <w:pStyle w:val="26"/>
         <w:bidi w:val="0"/>
       </w:pPr>
-      <w:bookmarkStart w:id="26" w:name="_Toc24283"/>
+      <w:bookmarkStart w:id="26" w:name="_Toc11949"/>
       <w:r>
         <w:t>记录表单</w:t>
       </w:r>
@@ -5463,6 +5712,8 @@
         </w:rPr>
         <w:t>《备品备件报废审批表单》</w:t>
       </w:r>
+      <w:bookmarkStart w:id="27" w:name="_GoBack"/>
+      <w:bookmarkEnd w:id="27"/>
     </w:p>
     <w:sectPr>
       <w:footerReference r:id="rId7" w:type="default"/>
@@ -6734,6 +6985,21 @@
       </w:tblCellMar>
     </w:tblPr>
   </w:style>
+  <w:style w:type="table" w:customStyle="1" w:styleId="43">
+    <w:name w:val="Table Normal"/>
+    <w:semiHidden/>
+    <w:unhideWhenUsed/>
+    <w:qFormat/>
+    <w:uiPriority w:val="0"/>
+    <w:tblPr>
+      <w:tblCellMar>
+        <w:top w:w="0" w:type="dxa"/>
+        <w:left w:w="0" w:type="dxa"/>
+        <w:bottom w:w="0" w:type="dxa"/>
+        <w:right w:w="0" w:type="dxa"/>
+      </w:tblCellMar>
+    </w:tblPr>
+  </w:style>
 </w:styles>
 </file>
 
